--- a/supplementary/tables_word/Table_4_Prioritized_TNBC_Drivers.docx
+++ b/supplementary/tables_word/Table_4_Prioritized_TNBC_Drivers.docx
@@ -4,23 +4,7 @@
   <w:body>
     <w:p>
       <w:pPr>
-        <w:spacing w:before="80" w:after="80" w:line="276" w:lineRule="auto"/>
-        <w:jc w:val="both"/>
-      </w:pPr>
-      <w:r>
-        <w:rPr>
-          <w:rFonts w:ascii="Times New Roman" w:hAnsi="Times New Roman"/>
-          <w:b/>
-          <w:i w:val="0"/>
-          <w:color w:val="000000"/>
-          <w:sz w:val="24"/>
-        </w:rPr>
-        <w:t>Supplementary Table S4</w:t>
-      </w:r>
-    </w:p>
-    <w:p>
-      <w:pPr>
-        <w:spacing w:before="80" w:after="80" w:line="276" w:lineRule="auto"/>
+        <w:spacing w:before="0" w:after="120" w:line="276" w:lineRule="auto"/>
         <w:jc w:val="both"/>
       </w:pPr>
       <w:r>
@@ -67,10 +51,10 @@
             <w:tcW w:type="dxa" w:w="1851"/>
             <w:vAlign w:val="center"/>
             <w:tcMar>
-              <w:top w:w="90" w:type="dxa"/>
-              <w:bottom w:w="90" w:type="dxa"/>
-              <w:left w:w="130" w:type="dxa"/>
-              <w:right w:w="130" w:type="dxa"/>
+              <w:top w:w="70" w:type="dxa"/>
+              <w:bottom w:w="70" w:type="dxa"/>
+              <w:left w:w="100" w:type="dxa"/>
+              <w:right w:w="100" w:type="dxa"/>
             </w:tcMar>
           </w:tcPr>
           <w:p>
@@ -84,7 +68,7 @@
                 <w:rFonts w:ascii="Times New Roman" w:hAnsi="Times New Roman"/>
                 <w:b/>
                 <w:color w:val="000000"/>
-                <w:sz w:val="19"/>
+                <w:sz w:val="17"/>
               </w:rPr>
               <w:t>Driver TF</w:t>
             </w:r>
@@ -95,10 +79,10 @@
             <w:tcW w:type="dxa" w:w="1851"/>
             <w:vAlign w:val="center"/>
             <w:tcMar>
-              <w:top w:w="90" w:type="dxa"/>
-              <w:bottom w:w="90" w:type="dxa"/>
-              <w:left w:w="130" w:type="dxa"/>
-              <w:right w:w="130" w:type="dxa"/>
+              <w:top w:w="70" w:type="dxa"/>
+              <w:bottom w:w="70" w:type="dxa"/>
+              <w:left w:w="100" w:type="dxa"/>
+              <w:right w:w="100" w:type="dxa"/>
             </w:tcMar>
           </w:tcPr>
           <w:p>
@@ -112,7 +96,7 @@
                 <w:rFonts w:ascii="Times New Roman" w:hAnsi="Times New Roman"/>
                 <w:b/>
                 <w:color w:val="000000"/>
-                <w:sz w:val="19"/>
+                <w:sz w:val="17"/>
               </w:rPr>
               <w:t>Target Genes</w:t>
             </w:r>
@@ -123,10 +107,10 @@
             <w:tcW w:type="dxa" w:w="1851"/>
             <w:vAlign w:val="center"/>
             <w:tcMar>
-              <w:top w:w="90" w:type="dxa"/>
-              <w:bottom w:w="90" w:type="dxa"/>
-              <w:left w:w="130" w:type="dxa"/>
-              <w:right w:w="130" w:type="dxa"/>
+              <w:top w:w="70" w:type="dxa"/>
+              <w:bottom w:w="70" w:type="dxa"/>
+              <w:left w:w="100" w:type="dxa"/>
+              <w:right w:w="100" w:type="dxa"/>
             </w:tcMar>
           </w:tcPr>
           <w:p>
@@ -140,7 +124,7 @@
                 <w:rFonts w:ascii="Times New Roman" w:hAnsi="Times New Roman"/>
                 <w:b/>
                 <w:color w:val="000000"/>
-                <w:sz w:val="19"/>
+                <w:sz w:val="17"/>
               </w:rPr>
               <w:t>PageRank</w:t>
             </w:r>
@@ -151,10 +135,10 @@
             <w:tcW w:type="dxa" w:w="1851"/>
             <w:vAlign w:val="center"/>
             <w:tcMar>
-              <w:top w:w="90" w:type="dxa"/>
-              <w:bottom w:w="90" w:type="dxa"/>
-              <w:left w:w="130" w:type="dxa"/>
-              <w:right w:w="130" w:type="dxa"/>
+              <w:top w:w="70" w:type="dxa"/>
+              <w:bottom w:w="70" w:type="dxa"/>
+              <w:left w:w="100" w:type="dxa"/>
+              <w:right w:w="100" w:type="dxa"/>
             </w:tcMar>
           </w:tcPr>
           <w:p>
@@ -168,7 +152,7 @@
                 <w:rFonts w:ascii="Times New Roman" w:hAnsi="Times New Roman"/>
                 <w:b/>
                 <w:color w:val="000000"/>
-                <w:sz w:val="19"/>
+                <w:sz w:val="17"/>
               </w:rPr>
               <w:t>Cumulative Weight</w:t>
             </w:r>
@@ -179,10 +163,10 @@
             <w:tcW w:type="dxa" w:w="1851"/>
             <w:vAlign w:val="center"/>
             <w:tcMar>
-              <w:top w:w="90" w:type="dxa"/>
-              <w:bottom w:w="90" w:type="dxa"/>
-              <w:left w:w="130" w:type="dxa"/>
-              <w:right w:w="130" w:type="dxa"/>
+              <w:top w:w="70" w:type="dxa"/>
+              <w:bottom w:w="70" w:type="dxa"/>
+              <w:left w:w="100" w:type="dxa"/>
+              <w:right w:w="100" w:type="dxa"/>
             </w:tcMar>
           </w:tcPr>
           <w:p>
@@ -196,7 +180,7 @@
                 <w:rFonts w:ascii="Times New Roman" w:hAnsi="Times New Roman"/>
                 <w:b/>
                 <w:color w:val="000000"/>
-                <w:sz w:val="19"/>
+                <w:sz w:val="17"/>
               </w:rPr>
               <w:t>Upregulated</w:t>
             </w:r>
@@ -207,10 +191,10 @@
             <w:tcW w:type="dxa" w:w="1851"/>
             <w:vAlign w:val="center"/>
             <w:tcMar>
-              <w:top w:w="90" w:type="dxa"/>
-              <w:bottom w:w="90" w:type="dxa"/>
-              <w:left w:w="130" w:type="dxa"/>
-              <w:right w:w="130" w:type="dxa"/>
+              <w:top w:w="70" w:type="dxa"/>
+              <w:bottom w:w="70" w:type="dxa"/>
+              <w:left w:w="100" w:type="dxa"/>
+              <w:right w:w="100" w:type="dxa"/>
             </w:tcMar>
           </w:tcPr>
           <w:p>
@@ -224,7 +208,7 @@
                 <w:rFonts w:ascii="Times New Roman" w:hAnsi="Times New Roman"/>
                 <w:b/>
                 <w:color w:val="000000"/>
-                <w:sz w:val="19"/>
+                <w:sz w:val="17"/>
               </w:rPr>
               <w:t>Downregulated</w:t>
             </w:r>
@@ -235,10 +219,10 @@
             <w:tcW w:type="dxa" w:w="1851"/>
             <w:vAlign w:val="center"/>
             <w:tcMar>
-              <w:top w:w="90" w:type="dxa"/>
-              <w:bottom w:w="90" w:type="dxa"/>
-              <w:left w:w="130" w:type="dxa"/>
-              <w:right w:w="130" w:type="dxa"/>
+              <w:top w:w="70" w:type="dxa"/>
+              <w:bottom w:w="70" w:type="dxa"/>
+              <w:left w:w="100" w:type="dxa"/>
+              <w:right w:w="100" w:type="dxa"/>
             </w:tcMar>
           </w:tcPr>
           <w:p>
@@ -252,7 +236,7 @@
                 <w:rFonts w:ascii="Times New Roman" w:hAnsi="Times New Roman"/>
                 <w:b/>
                 <w:color w:val="000000"/>
-                <w:sz w:val="19"/>
+                <w:sz w:val="17"/>
               </w:rPr>
               <w:t>Master Score</w:t>
             </w:r>
@@ -265,10 +249,10 @@
             <w:tcW w:type="dxa" w:w="1851"/>
             <w:vAlign w:val="center"/>
             <w:tcMar>
-              <w:top w:w="90" w:type="dxa"/>
-              <w:bottom w:w="90" w:type="dxa"/>
-              <w:left w:w="130" w:type="dxa"/>
-              <w:right w:w="130" w:type="dxa"/>
+              <w:top w:w="70" w:type="dxa"/>
+              <w:bottom w:w="70" w:type="dxa"/>
+              <w:left w:w="100" w:type="dxa"/>
+              <w:right w:w="100" w:type="dxa"/>
             </w:tcMar>
           </w:tcPr>
           <w:p>
@@ -282,7 +266,7 @@
                 <w:rFonts w:ascii="Times New Roman" w:hAnsi="Times New Roman"/>
                 <w:b w:val="0"/>
                 <w:color w:val="000000"/>
-                <w:sz w:val="19"/>
+                <w:sz w:val="17"/>
               </w:rPr>
               <w:t>CTCF</w:t>
             </w:r>
@@ -293,10 +277,10 @@
             <w:tcW w:type="dxa" w:w="1851"/>
             <w:vAlign w:val="center"/>
             <w:tcMar>
-              <w:top w:w="90" w:type="dxa"/>
-              <w:bottom w:w="90" w:type="dxa"/>
-              <w:left w:w="130" w:type="dxa"/>
-              <w:right w:w="130" w:type="dxa"/>
+              <w:top w:w="70" w:type="dxa"/>
+              <w:bottom w:w="70" w:type="dxa"/>
+              <w:left w:w="100" w:type="dxa"/>
+              <w:right w:w="100" w:type="dxa"/>
             </w:tcMar>
           </w:tcPr>
           <w:p>
@@ -310,7 +294,7 @@
                 <w:rFonts w:ascii="Times New Roman" w:hAnsi="Times New Roman"/>
                 <w:b w:val="0"/>
                 <w:color w:val="000000"/>
-                <w:sz w:val="19"/>
+                <w:sz w:val="17"/>
               </w:rPr>
               <w:t>2228</w:t>
             </w:r>
@@ -321,10 +305,10 @@
             <w:tcW w:type="dxa" w:w="1851"/>
             <w:vAlign w:val="center"/>
             <w:tcMar>
-              <w:top w:w="90" w:type="dxa"/>
-              <w:bottom w:w="90" w:type="dxa"/>
-              <w:left w:w="130" w:type="dxa"/>
-              <w:right w:w="130" w:type="dxa"/>
+              <w:top w:w="70" w:type="dxa"/>
+              <w:bottom w:w="70" w:type="dxa"/>
+              <w:left w:w="100" w:type="dxa"/>
+              <w:right w:w="100" w:type="dxa"/>
             </w:tcMar>
           </w:tcPr>
           <w:p>
@@ -338,7 +322,7 @@
                 <w:rFonts w:ascii="Times New Roman" w:hAnsi="Times New Roman"/>
                 <w:b w:val="0"/>
                 <w:color w:val="000000"/>
-                <w:sz w:val="19"/>
+                <w:sz w:val="17"/>
               </w:rPr>
               <w:t>0.000329</w:t>
             </w:r>
@@ -349,10 +333,10 @@
             <w:tcW w:type="dxa" w:w="1851"/>
             <w:vAlign w:val="center"/>
             <w:tcMar>
-              <w:top w:w="90" w:type="dxa"/>
-              <w:bottom w:w="90" w:type="dxa"/>
-              <w:left w:w="130" w:type="dxa"/>
-              <w:right w:w="130" w:type="dxa"/>
+              <w:top w:w="70" w:type="dxa"/>
+              <w:bottom w:w="70" w:type="dxa"/>
+              <w:left w:w="100" w:type="dxa"/>
+              <w:right w:w="100" w:type="dxa"/>
             </w:tcMar>
           </w:tcPr>
           <w:p>
@@ -366,7 +350,7 @@
                 <w:rFonts w:ascii="Times New Roman" w:hAnsi="Times New Roman"/>
                 <w:b w:val="0"/>
                 <w:color w:val="000000"/>
-                <w:sz w:val="19"/>
+                <w:sz w:val="17"/>
               </w:rPr>
               <w:t>272,518.4</w:t>
             </w:r>
@@ -377,10 +361,10 @@
             <w:tcW w:type="dxa" w:w="1851"/>
             <w:vAlign w:val="center"/>
             <w:tcMar>
-              <w:top w:w="90" w:type="dxa"/>
-              <w:bottom w:w="90" w:type="dxa"/>
-              <w:left w:w="130" w:type="dxa"/>
-              <w:right w:w="130" w:type="dxa"/>
+              <w:top w:w="70" w:type="dxa"/>
+              <w:bottom w:w="70" w:type="dxa"/>
+              <w:left w:w="100" w:type="dxa"/>
+              <w:right w:w="100" w:type="dxa"/>
             </w:tcMar>
           </w:tcPr>
           <w:p>
@@ -394,7 +378,7 @@
                 <w:rFonts w:ascii="Times New Roman" w:hAnsi="Times New Roman"/>
                 <w:b w:val="0"/>
                 <w:color w:val="000000"/>
-                <w:sz w:val="19"/>
+                <w:sz w:val="17"/>
               </w:rPr>
               <w:t>2201</w:t>
             </w:r>
@@ -405,10 +389,10 @@
             <w:tcW w:type="dxa" w:w="1851"/>
             <w:vAlign w:val="center"/>
             <w:tcMar>
-              <w:top w:w="90" w:type="dxa"/>
-              <w:bottom w:w="90" w:type="dxa"/>
-              <w:left w:w="130" w:type="dxa"/>
-              <w:right w:w="130" w:type="dxa"/>
+              <w:top w:w="70" w:type="dxa"/>
+              <w:bottom w:w="70" w:type="dxa"/>
+              <w:left w:w="100" w:type="dxa"/>
+              <w:right w:w="100" w:type="dxa"/>
             </w:tcMar>
           </w:tcPr>
           <w:p>
@@ -422,7 +406,7 @@
                 <w:rFonts w:ascii="Times New Roman" w:hAnsi="Times New Roman"/>
                 <w:b w:val="0"/>
                 <w:color w:val="000000"/>
-                <w:sz w:val="19"/>
+                <w:sz w:val="17"/>
               </w:rPr>
               <w:t>27</w:t>
             </w:r>
@@ -433,10 +417,10 @@
             <w:tcW w:type="dxa" w:w="1851"/>
             <w:vAlign w:val="center"/>
             <w:tcMar>
-              <w:top w:w="90" w:type="dxa"/>
-              <w:bottom w:w="90" w:type="dxa"/>
-              <w:left w:w="130" w:type="dxa"/>
-              <w:right w:w="130" w:type="dxa"/>
+              <w:top w:w="70" w:type="dxa"/>
+              <w:bottom w:w="70" w:type="dxa"/>
+              <w:left w:w="100" w:type="dxa"/>
+              <w:right w:w="100" w:type="dxa"/>
             </w:tcMar>
           </w:tcPr>
           <w:p>
@@ -450,7 +434,7 @@
                 <w:rFonts w:ascii="Times New Roman" w:hAnsi="Times New Roman"/>
                 <w:b w:val="0"/>
                 <w:color w:val="000000"/>
-                <w:sz w:val="19"/>
+                <w:sz w:val="17"/>
               </w:rPr>
               <w:t>0.9861</w:t>
             </w:r>
@@ -463,10 +447,10 @@
             <w:tcW w:type="dxa" w:w="1851"/>
             <w:vAlign w:val="center"/>
             <w:tcMar>
-              <w:top w:w="90" w:type="dxa"/>
-              <w:bottom w:w="90" w:type="dxa"/>
-              <w:left w:w="130" w:type="dxa"/>
-              <w:right w:w="130" w:type="dxa"/>
+              <w:top w:w="70" w:type="dxa"/>
+              <w:bottom w:w="70" w:type="dxa"/>
+              <w:left w:w="100" w:type="dxa"/>
+              <w:right w:w="100" w:type="dxa"/>
             </w:tcMar>
           </w:tcPr>
           <w:p>
@@ -480,7 +464,7 @@
                 <w:rFonts w:ascii="Times New Roman" w:hAnsi="Times New Roman"/>
                 <w:b w:val="0"/>
                 <w:color w:val="000000"/>
-                <w:sz w:val="19"/>
+                <w:sz w:val="17"/>
               </w:rPr>
               <w:t>POLR2A</w:t>
             </w:r>
@@ -491,10 +475,10 @@
             <w:tcW w:type="dxa" w:w="1851"/>
             <w:vAlign w:val="center"/>
             <w:tcMar>
-              <w:top w:w="90" w:type="dxa"/>
-              <w:bottom w:w="90" w:type="dxa"/>
-              <w:left w:w="130" w:type="dxa"/>
-              <w:right w:w="130" w:type="dxa"/>
+              <w:top w:w="70" w:type="dxa"/>
+              <w:bottom w:w="70" w:type="dxa"/>
+              <w:left w:w="100" w:type="dxa"/>
+              <w:right w:w="100" w:type="dxa"/>
             </w:tcMar>
           </w:tcPr>
           <w:p>
@@ -508,7 +492,7 @@
                 <w:rFonts w:ascii="Times New Roman" w:hAnsi="Times New Roman"/>
                 <w:b w:val="0"/>
                 <w:color w:val="000000"/>
-                <w:sz w:val="19"/>
+                <w:sz w:val="17"/>
               </w:rPr>
               <w:t>2151</w:t>
             </w:r>
@@ -519,10 +503,10 @@
             <w:tcW w:type="dxa" w:w="1851"/>
             <w:vAlign w:val="center"/>
             <w:tcMar>
-              <w:top w:w="90" w:type="dxa"/>
-              <w:bottom w:w="90" w:type="dxa"/>
-              <w:left w:w="130" w:type="dxa"/>
-              <w:right w:w="130" w:type="dxa"/>
+              <w:top w:w="70" w:type="dxa"/>
+              <w:bottom w:w="70" w:type="dxa"/>
+              <w:left w:w="100" w:type="dxa"/>
+              <w:right w:w="100" w:type="dxa"/>
             </w:tcMar>
           </w:tcPr>
           <w:p>
@@ -536,7 +520,7 @@
                 <w:rFonts w:ascii="Times New Roman" w:hAnsi="Times New Roman"/>
                 <w:b w:val="0"/>
                 <w:color w:val="000000"/>
-                <w:sz w:val="19"/>
+                <w:sz w:val="17"/>
               </w:rPr>
               <w:t>0.000329</w:t>
             </w:r>
@@ -547,10 +531,10 @@
             <w:tcW w:type="dxa" w:w="1851"/>
             <w:vAlign w:val="center"/>
             <w:tcMar>
-              <w:top w:w="90" w:type="dxa"/>
-              <w:bottom w:w="90" w:type="dxa"/>
-              <w:left w:w="130" w:type="dxa"/>
-              <w:right w:w="130" w:type="dxa"/>
+              <w:top w:w="70" w:type="dxa"/>
+              <w:bottom w:w="70" w:type="dxa"/>
+              <w:left w:w="100" w:type="dxa"/>
+              <w:right w:w="100" w:type="dxa"/>
             </w:tcMar>
           </w:tcPr>
           <w:p>
@@ -564,7 +548,7 @@
                 <w:rFonts w:ascii="Times New Roman" w:hAnsi="Times New Roman"/>
                 <w:b w:val="0"/>
                 <w:color w:val="000000"/>
-                <w:sz w:val="19"/>
+                <w:sz w:val="17"/>
               </w:rPr>
               <w:t>280,330.4</w:t>
             </w:r>
@@ -575,10 +559,10 @@
             <w:tcW w:type="dxa" w:w="1851"/>
             <w:vAlign w:val="center"/>
             <w:tcMar>
-              <w:top w:w="90" w:type="dxa"/>
-              <w:bottom w:w="90" w:type="dxa"/>
-              <w:left w:w="130" w:type="dxa"/>
-              <w:right w:w="130" w:type="dxa"/>
+              <w:top w:w="70" w:type="dxa"/>
+              <w:bottom w:w="70" w:type="dxa"/>
+              <w:left w:w="100" w:type="dxa"/>
+              <w:right w:w="100" w:type="dxa"/>
             </w:tcMar>
           </w:tcPr>
           <w:p>
@@ -592,7 +576,7 @@
                 <w:rFonts w:ascii="Times New Roman" w:hAnsi="Times New Roman"/>
                 <w:b w:val="0"/>
                 <w:color w:val="000000"/>
-                <w:sz w:val="19"/>
+                <w:sz w:val="17"/>
               </w:rPr>
               <w:t>2124</w:t>
             </w:r>
@@ -603,10 +587,10 @@
             <w:tcW w:type="dxa" w:w="1851"/>
             <w:vAlign w:val="center"/>
             <w:tcMar>
-              <w:top w:w="90" w:type="dxa"/>
-              <w:bottom w:w="90" w:type="dxa"/>
-              <w:left w:w="130" w:type="dxa"/>
-              <w:right w:w="130" w:type="dxa"/>
+              <w:top w:w="70" w:type="dxa"/>
+              <w:bottom w:w="70" w:type="dxa"/>
+              <w:left w:w="100" w:type="dxa"/>
+              <w:right w:w="100" w:type="dxa"/>
             </w:tcMar>
           </w:tcPr>
           <w:p>
@@ -620,7 +604,7 @@
                 <w:rFonts w:ascii="Times New Roman" w:hAnsi="Times New Roman"/>
                 <w:b w:val="0"/>
                 <w:color w:val="000000"/>
-                <w:sz w:val="19"/>
+                <w:sz w:val="17"/>
               </w:rPr>
               <w:t>27</w:t>
             </w:r>
@@ -631,10 +615,10 @@
             <w:tcW w:type="dxa" w:w="1851"/>
             <w:vAlign w:val="center"/>
             <w:tcMar>
-              <w:top w:w="90" w:type="dxa"/>
-              <w:bottom w:w="90" w:type="dxa"/>
-              <w:left w:w="130" w:type="dxa"/>
-              <w:right w:w="130" w:type="dxa"/>
+              <w:top w:w="70" w:type="dxa"/>
+              <w:bottom w:w="70" w:type="dxa"/>
+              <w:left w:w="100" w:type="dxa"/>
+              <w:right w:w="100" w:type="dxa"/>
             </w:tcMar>
           </w:tcPr>
           <w:p>
@@ -648,7 +632,7 @@
                 <w:rFonts w:ascii="Times New Roman" w:hAnsi="Times New Roman"/>
                 <w:b w:val="0"/>
                 <w:color w:val="000000"/>
-                <w:sz w:val="19"/>
+                <w:sz w:val="17"/>
               </w:rPr>
               <w:t>0.9827</w:t>
             </w:r>
@@ -661,10 +645,10 @@
             <w:tcW w:type="dxa" w:w="1851"/>
             <w:vAlign w:val="center"/>
             <w:tcMar>
-              <w:top w:w="90" w:type="dxa"/>
-              <w:bottom w:w="90" w:type="dxa"/>
-              <w:left w:w="130" w:type="dxa"/>
-              <w:right w:w="130" w:type="dxa"/>
+              <w:top w:w="70" w:type="dxa"/>
+              <w:bottom w:w="70" w:type="dxa"/>
+              <w:left w:w="100" w:type="dxa"/>
+              <w:right w:w="100" w:type="dxa"/>
             </w:tcMar>
           </w:tcPr>
           <w:p>
@@ -678,7 +662,7 @@
                 <w:rFonts w:ascii="Times New Roman" w:hAnsi="Times New Roman"/>
                 <w:b w:val="0"/>
                 <w:color w:val="000000"/>
-                <w:sz w:val="19"/>
+                <w:sz w:val="17"/>
               </w:rPr>
               <w:t>EP300</w:t>
             </w:r>
@@ -689,10 +673,10 @@
             <w:tcW w:type="dxa" w:w="1851"/>
             <w:vAlign w:val="center"/>
             <w:tcMar>
-              <w:top w:w="90" w:type="dxa"/>
-              <w:bottom w:w="90" w:type="dxa"/>
-              <w:left w:w="130" w:type="dxa"/>
-              <w:right w:w="130" w:type="dxa"/>
+              <w:top w:w="70" w:type="dxa"/>
+              <w:bottom w:w="70" w:type="dxa"/>
+              <w:left w:w="100" w:type="dxa"/>
+              <w:right w:w="100" w:type="dxa"/>
             </w:tcMar>
           </w:tcPr>
           <w:p>
@@ -706,7 +690,7 @@
                 <w:rFonts w:ascii="Times New Roman" w:hAnsi="Times New Roman"/>
                 <w:b w:val="0"/>
                 <w:color w:val="000000"/>
-                <w:sz w:val="19"/>
+                <w:sz w:val="17"/>
               </w:rPr>
               <w:t>2078</w:t>
             </w:r>
@@ -717,10 +701,10 @@
             <w:tcW w:type="dxa" w:w="1851"/>
             <w:vAlign w:val="center"/>
             <w:tcMar>
-              <w:top w:w="90" w:type="dxa"/>
-              <w:bottom w:w="90" w:type="dxa"/>
-              <w:left w:w="130" w:type="dxa"/>
-              <w:right w:w="130" w:type="dxa"/>
+              <w:top w:w="70" w:type="dxa"/>
+              <w:bottom w:w="70" w:type="dxa"/>
+              <w:left w:w="100" w:type="dxa"/>
+              <w:right w:w="100" w:type="dxa"/>
             </w:tcMar>
           </w:tcPr>
           <w:p>
@@ -734,7 +718,7 @@
                 <w:rFonts w:ascii="Times New Roman" w:hAnsi="Times New Roman"/>
                 <w:b w:val="0"/>
                 <w:color w:val="000000"/>
-                <w:sz w:val="19"/>
+                <w:sz w:val="17"/>
               </w:rPr>
               <w:t>0.000329</w:t>
             </w:r>
@@ -745,10 +729,10 @@
             <w:tcW w:type="dxa" w:w="1851"/>
             <w:vAlign w:val="center"/>
             <w:tcMar>
-              <w:top w:w="90" w:type="dxa"/>
-              <w:bottom w:w="90" w:type="dxa"/>
-              <w:left w:w="130" w:type="dxa"/>
-              <w:right w:w="130" w:type="dxa"/>
+              <w:top w:w="70" w:type="dxa"/>
+              <w:bottom w:w="70" w:type="dxa"/>
+              <w:left w:w="100" w:type="dxa"/>
+              <w:right w:w="100" w:type="dxa"/>
             </w:tcMar>
           </w:tcPr>
           <w:p>
@@ -762,7 +746,7 @@
                 <w:rFonts w:ascii="Times New Roman" w:hAnsi="Times New Roman"/>
                 <w:b w:val="0"/>
                 <w:color w:val="000000"/>
-                <w:sz w:val="19"/>
+                <w:sz w:val="17"/>
               </w:rPr>
               <w:t>191,912.5</w:t>
             </w:r>
@@ -773,10 +757,10 @@
             <w:tcW w:type="dxa" w:w="1851"/>
             <w:vAlign w:val="center"/>
             <w:tcMar>
-              <w:top w:w="90" w:type="dxa"/>
-              <w:bottom w:w="90" w:type="dxa"/>
-              <w:left w:w="130" w:type="dxa"/>
-              <w:right w:w="130" w:type="dxa"/>
+              <w:top w:w="70" w:type="dxa"/>
+              <w:bottom w:w="70" w:type="dxa"/>
+              <w:left w:w="100" w:type="dxa"/>
+              <w:right w:w="100" w:type="dxa"/>
             </w:tcMar>
           </w:tcPr>
           <w:p>
@@ -790,7 +774,7 @@
                 <w:rFonts w:ascii="Times New Roman" w:hAnsi="Times New Roman"/>
                 <w:b w:val="0"/>
                 <w:color w:val="000000"/>
-                <w:sz w:val="19"/>
+                <w:sz w:val="17"/>
               </w:rPr>
               <w:t>2051</w:t>
             </w:r>
@@ -801,10 +785,10 @@
             <w:tcW w:type="dxa" w:w="1851"/>
             <w:vAlign w:val="center"/>
             <w:tcMar>
-              <w:top w:w="90" w:type="dxa"/>
-              <w:bottom w:w="90" w:type="dxa"/>
-              <w:left w:w="130" w:type="dxa"/>
-              <w:right w:w="130" w:type="dxa"/>
+              <w:top w:w="70" w:type="dxa"/>
+              <w:bottom w:w="70" w:type="dxa"/>
+              <w:left w:w="100" w:type="dxa"/>
+              <w:right w:w="100" w:type="dxa"/>
             </w:tcMar>
           </w:tcPr>
           <w:p>
@@ -818,7 +802,7 @@
                 <w:rFonts w:ascii="Times New Roman" w:hAnsi="Times New Roman"/>
                 <w:b w:val="0"/>
                 <w:color w:val="000000"/>
-                <w:sz w:val="19"/>
+                <w:sz w:val="17"/>
               </w:rPr>
               <w:t>27</w:t>
             </w:r>
@@ -829,10 +813,10 @@
             <w:tcW w:type="dxa" w:w="1851"/>
             <w:vAlign w:val="center"/>
             <w:tcMar>
-              <w:top w:w="90" w:type="dxa"/>
-              <w:bottom w:w="90" w:type="dxa"/>
-              <w:left w:w="130" w:type="dxa"/>
-              <w:right w:w="130" w:type="dxa"/>
+              <w:top w:w="70" w:type="dxa"/>
+              <w:bottom w:w="70" w:type="dxa"/>
+              <w:left w:w="100" w:type="dxa"/>
+              <w:right w:w="100" w:type="dxa"/>
             </w:tcMar>
           </w:tcPr>
           <w:p>
@@ -846,7 +830,7 @@
                 <w:rFonts w:ascii="Times New Roman" w:hAnsi="Times New Roman"/>
                 <w:b w:val="0"/>
                 <w:color w:val="000000"/>
-                <w:sz w:val="19"/>
+                <w:sz w:val="17"/>
               </w:rPr>
               <w:t>0.8086</w:t>
             </w:r>
@@ -859,10 +843,10 @@
             <w:tcW w:type="dxa" w:w="1851"/>
             <w:vAlign w:val="center"/>
             <w:tcMar>
-              <w:top w:w="90" w:type="dxa"/>
-              <w:bottom w:w="90" w:type="dxa"/>
-              <w:left w:w="130" w:type="dxa"/>
-              <w:right w:w="130" w:type="dxa"/>
+              <w:top w:w="70" w:type="dxa"/>
+              <w:bottom w:w="70" w:type="dxa"/>
+              <w:left w:w="100" w:type="dxa"/>
+              <w:right w:w="100" w:type="dxa"/>
             </w:tcMar>
           </w:tcPr>
           <w:p>
@@ -876,7 +860,7 @@
                 <w:rFonts w:ascii="Times New Roman" w:hAnsi="Times New Roman"/>
                 <w:b w:val="0"/>
                 <w:color w:val="000000"/>
-                <w:sz w:val="19"/>
+                <w:sz w:val="17"/>
               </w:rPr>
               <w:t>JUND</w:t>
             </w:r>
@@ -887,10 +871,10 @@
             <w:tcW w:type="dxa" w:w="1851"/>
             <w:vAlign w:val="center"/>
             <w:tcMar>
-              <w:top w:w="90" w:type="dxa"/>
-              <w:bottom w:w="90" w:type="dxa"/>
-              <w:left w:w="130" w:type="dxa"/>
-              <w:right w:w="130" w:type="dxa"/>
+              <w:top w:w="70" w:type="dxa"/>
+              <w:bottom w:w="70" w:type="dxa"/>
+              <w:left w:w="100" w:type="dxa"/>
+              <w:right w:w="100" w:type="dxa"/>
             </w:tcMar>
           </w:tcPr>
           <w:p>
@@ -904,7 +888,7 @@
                 <w:rFonts w:ascii="Times New Roman" w:hAnsi="Times New Roman"/>
                 <w:b w:val="0"/>
                 <w:color w:val="000000"/>
-                <w:sz w:val="19"/>
+                <w:sz w:val="17"/>
               </w:rPr>
               <w:t>2103</w:t>
             </w:r>
@@ -915,10 +899,10 @@
             <w:tcW w:type="dxa" w:w="1851"/>
             <w:vAlign w:val="center"/>
             <w:tcMar>
-              <w:top w:w="90" w:type="dxa"/>
-              <w:bottom w:w="90" w:type="dxa"/>
-              <w:left w:w="130" w:type="dxa"/>
-              <w:right w:w="130" w:type="dxa"/>
+              <w:top w:w="70" w:type="dxa"/>
+              <w:bottom w:w="70" w:type="dxa"/>
+              <w:left w:w="100" w:type="dxa"/>
+              <w:right w:w="100" w:type="dxa"/>
             </w:tcMar>
           </w:tcPr>
           <w:p>
@@ -932,7 +916,7 @@
                 <w:rFonts w:ascii="Times New Roman" w:hAnsi="Times New Roman"/>
                 <w:b w:val="0"/>
                 <w:color w:val="000000"/>
-                <w:sz w:val="19"/>
+                <w:sz w:val="17"/>
               </w:rPr>
               <w:t>0.000372</w:t>
             </w:r>
@@ -943,10 +927,10 @@
             <w:tcW w:type="dxa" w:w="1851"/>
             <w:vAlign w:val="center"/>
             <w:tcMar>
-              <w:top w:w="90" w:type="dxa"/>
-              <w:bottom w:w="90" w:type="dxa"/>
-              <w:left w:w="130" w:type="dxa"/>
-              <w:right w:w="130" w:type="dxa"/>
+              <w:top w:w="70" w:type="dxa"/>
+              <w:bottom w:w="70" w:type="dxa"/>
+              <w:left w:w="100" w:type="dxa"/>
+              <w:right w:w="100" w:type="dxa"/>
             </w:tcMar>
           </w:tcPr>
           <w:p>
@@ -960,7 +944,7 @@
                 <w:rFonts w:ascii="Times New Roman" w:hAnsi="Times New Roman"/>
                 <w:b w:val="0"/>
                 <w:color w:val="000000"/>
-                <w:sz w:val="19"/>
+                <w:sz w:val="17"/>
               </w:rPr>
               <w:t>187,335.6</w:t>
             </w:r>
@@ -971,10 +955,10 @@
             <w:tcW w:type="dxa" w:w="1851"/>
             <w:vAlign w:val="center"/>
             <w:tcMar>
-              <w:top w:w="90" w:type="dxa"/>
-              <w:bottom w:w="90" w:type="dxa"/>
-              <w:left w:w="130" w:type="dxa"/>
-              <w:right w:w="130" w:type="dxa"/>
+              <w:top w:w="70" w:type="dxa"/>
+              <w:bottom w:w="70" w:type="dxa"/>
+              <w:left w:w="100" w:type="dxa"/>
+              <w:right w:w="100" w:type="dxa"/>
             </w:tcMar>
           </w:tcPr>
           <w:p>
@@ -988,7 +972,7 @@
                 <w:rFonts w:ascii="Times New Roman" w:hAnsi="Times New Roman"/>
                 <w:b w:val="0"/>
                 <w:color w:val="000000"/>
-                <w:sz w:val="19"/>
+                <w:sz w:val="17"/>
               </w:rPr>
               <w:t>2076</w:t>
             </w:r>
@@ -999,10 +983,10 @@
             <w:tcW w:type="dxa" w:w="1851"/>
             <w:vAlign w:val="center"/>
             <w:tcMar>
-              <w:top w:w="90" w:type="dxa"/>
-              <w:bottom w:w="90" w:type="dxa"/>
-              <w:left w:w="130" w:type="dxa"/>
-              <w:right w:w="130" w:type="dxa"/>
+              <w:top w:w="70" w:type="dxa"/>
+              <w:bottom w:w="70" w:type="dxa"/>
+              <w:left w:w="100" w:type="dxa"/>
+              <w:right w:w="100" w:type="dxa"/>
             </w:tcMar>
           </w:tcPr>
           <w:p>
@@ -1016,7 +1000,7 @@
                 <w:rFonts w:ascii="Times New Roman" w:hAnsi="Times New Roman"/>
                 <w:b w:val="0"/>
                 <w:color w:val="000000"/>
-                <w:sz w:val="19"/>
+                <w:sz w:val="17"/>
               </w:rPr>
               <w:t>27</w:t>
             </w:r>
@@ -1027,10 +1011,10 @@
             <w:tcW w:type="dxa" w:w="1851"/>
             <w:vAlign w:val="center"/>
             <w:tcMar>
-              <w:top w:w="90" w:type="dxa"/>
-              <w:bottom w:w="90" w:type="dxa"/>
-              <w:left w:w="130" w:type="dxa"/>
-              <w:right w:w="130" w:type="dxa"/>
+              <w:top w:w="70" w:type="dxa"/>
+              <w:bottom w:w="70" w:type="dxa"/>
+              <w:left w:w="100" w:type="dxa"/>
+              <w:right w:w="100" w:type="dxa"/>
             </w:tcMar>
           </w:tcPr>
           <w:p>
@@ -1044,7 +1028,7 @@
                 <w:rFonts w:ascii="Times New Roman" w:hAnsi="Times New Roman"/>
                 <w:b w:val="0"/>
                 <w:color w:val="000000"/>
-                <w:sz w:val="19"/>
+                <w:sz w:val="17"/>
               </w:rPr>
               <w:t>0.8061</w:t>
             </w:r>
@@ -1057,10 +1041,10 @@
             <w:tcW w:type="dxa" w:w="1851"/>
             <w:vAlign w:val="center"/>
             <w:tcMar>
-              <w:top w:w="90" w:type="dxa"/>
-              <w:bottom w:w="90" w:type="dxa"/>
-              <w:left w:w="130" w:type="dxa"/>
-              <w:right w:w="130" w:type="dxa"/>
+              <w:top w:w="70" w:type="dxa"/>
+              <w:bottom w:w="70" w:type="dxa"/>
+              <w:left w:w="100" w:type="dxa"/>
+              <w:right w:w="100" w:type="dxa"/>
             </w:tcMar>
           </w:tcPr>
           <w:p>
@@ -1074,7 +1058,7 @@
                 <w:rFonts w:ascii="Times New Roman" w:hAnsi="Times New Roman"/>
                 <w:b w:val="0"/>
                 <w:color w:val="000000"/>
-                <w:sz w:val="19"/>
+                <w:sz w:val="17"/>
               </w:rPr>
               <w:t>MYC</w:t>
             </w:r>
@@ -1085,10 +1069,10 @@
             <w:tcW w:type="dxa" w:w="1851"/>
             <w:vAlign w:val="center"/>
             <w:tcMar>
-              <w:top w:w="90" w:type="dxa"/>
-              <w:bottom w:w="90" w:type="dxa"/>
-              <w:left w:w="130" w:type="dxa"/>
-              <w:right w:w="130" w:type="dxa"/>
+              <w:top w:w="70" w:type="dxa"/>
+              <w:bottom w:w="70" w:type="dxa"/>
+              <w:left w:w="100" w:type="dxa"/>
+              <w:right w:w="100" w:type="dxa"/>
             </w:tcMar>
           </w:tcPr>
           <w:p>
@@ -1102,7 +1086,7 @@
                 <w:rFonts w:ascii="Times New Roman" w:hAnsi="Times New Roman"/>
                 <w:b w:val="0"/>
                 <w:color w:val="000000"/>
-                <w:sz w:val="19"/>
+                <w:sz w:val="17"/>
               </w:rPr>
               <w:t>2007</w:t>
             </w:r>
@@ -1113,10 +1097,10 @@
             <w:tcW w:type="dxa" w:w="1851"/>
             <w:vAlign w:val="center"/>
             <w:tcMar>
-              <w:top w:w="90" w:type="dxa"/>
-              <w:bottom w:w="90" w:type="dxa"/>
-              <w:left w:w="130" w:type="dxa"/>
-              <w:right w:w="130" w:type="dxa"/>
+              <w:top w:w="70" w:type="dxa"/>
+              <w:bottom w:w="70" w:type="dxa"/>
+              <w:left w:w="100" w:type="dxa"/>
+              <w:right w:w="100" w:type="dxa"/>
             </w:tcMar>
           </w:tcPr>
           <w:p>
@@ -1130,7 +1114,7 @@
                 <w:rFonts w:ascii="Times New Roman" w:hAnsi="Times New Roman"/>
                 <w:b w:val="0"/>
                 <w:color w:val="000000"/>
-                <w:sz w:val="19"/>
+                <w:sz w:val="17"/>
               </w:rPr>
               <w:t>0.000330</w:t>
             </w:r>
@@ -1141,10 +1125,10 @@
             <w:tcW w:type="dxa" w:w="1851"/>
             <w:vAlign w:val="center"/>
             <w:tcMar>
-              <w:top w:w="90" w:type="dxa"/>
-              <w:bottom w:w="90" w:type="dxa"/>
-              <w:left w:w="130" w:type="dxa"/>
-              <w:right w:w="130" w:type="dxa"/>
+              <w:top w:w="70" w:type="dxa"/>
+              <w:bottom w:w="70" w:type="dxa"/>
+              <w:left w:w="100" w:type="dxa"/>
+              <w:right w:w="100" w:type="dxa"/>
             </w:tcMar>
           </w:tcPr>
           <w:p>
@@ -1158,7 +1142,7 @@
                 <w:rFonts w:ascii="Times New Roman" w:hAnsi="Times New Roman"/>
                 <w:b w:val="0"/>
                 <w:color w:val="000000"/>
-                <w:sz w:val="19"/>
+                <w:sz w:val="17"/>
               </w:rPr>
               <w:t>177,786.0</w:t>
             </w:r>
@@ -1169,10 +1153,10 @@
             <w:tcW w:type="dxa" w:w="1851"/>
             <w:vAlign w:val="center"/>
             <w:tcMar>
-              <w:top w:w="90" w:type="dxa"/>
-              <w:bottom w:w="90" w:type="dxa"/>
-              <w:left w:w="130" w:type="dxa"/>
-              <w:right w:w="130" w:type="dxa"/>
+              <w:top w:w="70" w:type="dxa"/>
+              <w:bottom w:w="70" w:type="dxa"/>
+              <w:left w:w="100" w:type="dxa"/>
+              <w:right w:w="100" w:type="dxa"/>
             </w:tcMar>
           </w:tcPr>
           <w:p>
@@ -1186,7 +1170,7 @@
                 <w:rFonts w:ascii="Times New Roman" w:hAnsi="Times New Roman"/>
                 <w:b w:val="0"/>
                 <w:color w:val="000000"/>
-                <w:sz w:val="19"/>
+                <w:sz w:val="17"/>
               </w:rPr>
               <w:t>1980</w:t>
             </w:r>
@@ -1197,10 +1181,10 @@
             <w:tcW w:type="dxa" w:w="1851"/>
             <w:vAlign w:val="center"/>
             <w:tcMar>
-              <w:top w:w="90" w:type="dxa"/>
-              <w:bottom w:w="90" w:type="dxa"/>
-              <w:left w:w="130" w:type="dxa"/>
-              <w:right w:w="130" w:type="dxa"/>
+              <w:top w:w="70" w:type="dxa"/>
+              <w:bottom w:w="70" w:type="dxa"/>
+              <w:left w:w="100" w:type="dxa"/>
+              <w:right w:w="100" w:type="dxa"/>
             </w:tcMar>
           </w:tcPr>
           <w:p>
@@ -1214,7 +1198,7 @@
                 <w:rFonts w:ascii="Times New Roman" w:hAnsi="Times New Roman"/>
                 <w:b w:val="0"/>
                 <w:color w:val="000000"/>
-                <w:sz w:val="19"/>
+                <w:sz w:val="17"/>
               </w:rPr>
               <w:t>27</w:t>
             </w:r>
@@ -1225,10 +1209,10 @@
             <w:tcW w:type="dxa" w:w="1851"/>
             <w:vAlign w:val="center"/>
             <w:tcMar>
-              <w:top w:w="90" w:type="dxa"/>
-              <w:bottom w:w="90" w:type="dxa"/>
-              <w:left w:w="130" w:type="dxa"/>
-              <w:right w:w="130" w:type="dxa"/>
+              <w:top w:w="70" w:type="dxa"/>
+              <w:bottom w:w="70" w:type="dxa"/>
+              <w:left w:w="100" w:type="dxa"/>
+              <w:right w:w="100" w:type="dxa"/>
             </w:tcMar>
           </w:tcPr>
           <w:p>
@@ -1242,7 +1226,7 @@
                 <w:rFonts w:ascii="Times New Roman" w:hAnsi="Times New Roman"/>
                 <w:b w:val="0"/>
                 <w:color w:val="000000"/>
-                <w:sz w:val="19"/>
+                <w:sz w:val="17"/>
               </w:rPr>
               <w:t>0.7675</w:t>
             </w:r>
@@ -1255,10 +1239,10 @@
             <w:tcW w:type="dxa" w:w="1851"/>
             <w:vAlign w:val="center"/>
             <w:tcMar>
-              <w:top w:w="90" w:type="dxa"/>
-              <w:bottom w:w="90" w:type="dxa"/>
-              <w:left w:w="130" w:type="dxa"/>
-              <w:right w:w="130" w:type="dxa"/>
+              <w:top w:w="70" w:type="dxa"/>
+              <w:bottom w:w="70" w:type="dxa"/>
+              <w:left w:w="100" w:type="dxa"/>
+              <w:right w:w="100" w:type="dxa"/>
             </w:tcMar>
           </w:tcPr>
           <w:p>
@@ -1272,7 +1256,7 @@
                 <w:rFonts w:ascii="Times New Roman" w:hAnsi="Times New Roman"/>
                 <w:b w:val="0"/>
                 <w:color w:val="000000"/>
-                <w:sz w:val="19"/>
+                <w:sz w:val="17"/>
               </w:rPr>
               <w:t>SIN3A</w:t>
             </w:r>
@@ -1283,10 +1267,10 @@
             <w:tcW w:type="dxa" w:w="1851"/>
             <w:vAlign w:val="center"/>
             <w:tcMar>
-              <w:top w:w="90" w:type="dxa"/>
-              <w:bottom w:w="90" w:type="dxa"/>
-              <w:left w:w="130" w:type="dxa"/>
-              <w:right w:w="130" w:type="dxa"/>
+              <w:top w:w="70" w:type="dxa"/>
+              <w:bottom w:w="70" w:type="dxa"/>
+              <w:left w:w="100" w:type="dxa"/>
+              <w:right w:w="100" w:type="dxa"/>
             </w:tcMar>
           </w:tcPr>
           <w:p>
@@ -1300,7 +1284,7 @@
                 <w:rFonts w:ascii="Times New Roman" w:hAnsi="Times New Roman"/>
                 <w:b w:val="0"/>
                 <w:color w:val="000000"/>
-                <w:sz w:val="19"/>
+                <w:sz w:val="17"/>
               </w:rPr>
               <w:t>1997</w:t>
             </w:r>
@@ -1311,10 +1295,10 @@
             <w:tcW w:type="dxa" w:w="1851"/>
             <w:vAlign w:val="center"/>
             <w:tcMar>
-              <w:top w:w="90" w:type="dxa"/>
-              <w:bottom w:w="90" w:type="dxa"/>
-              <w:left w:w="130" w:type="dxa"/>
-              <w:right w:w="130" w:type="dxa"/>
+              <w:top w:w="70" w:type="dxa"/>
+              <w:bottom w:w="70" w:type="dxa"/>
+              <w:left w:w="100" w:type="dxa"/>
+              <w:right w:w="100" w:type="dxa"/>
             </w:tcMar>
           </w:tcPr>
           <w:p>
@@ -1328,7 +1312,7 @@
                 <w:rFonts w:ascii="Times New Roman" w:hAnsi="Times New Roman"/>
                 <w:b w:val="0"/>
                 <w:color w:val="000000"/>
-                <w:sz w:val="19"/>
+                <w:sz w:val="17"/>
               </w:rPr>
               <w:t>0.000329</w:t>
             </w:r>
@@ -1339,10 +1323,10 @@
             <w:tcW w:type="dxa" w:w="1851"/>
             <w:vAlign w:val="center"/>
             <w:tcMar>
-              <w:top w:w="90" w:type="dxa"/>
-              <w:bottom w:w="90" w:type="dxa"/>
-              <w:left w:w="130" w:type="dxa"/>
-              <w:right w:w="130" w:type="dxa"/>
+              <w:top w:w="70" w:type="dxa"/>
+              <w:bottom w:w="70" w:type="dxa"/>
+              <w:left w:w="100" w:type="dxa"/>
+              <w:right w:w="100" w:type="dxa"/>
             </w:tcMar>
           </w:tcPr>
           <w:p>
@@ -1356,7 +1340,7 @@
                 <w:rFonts w:ascii="Times New Roman" w:hAnsi="Times New Roman"/>
                 <w:b w:val="0"/>
                 <w:color w:val="000000"/>
-                <w:sz w:val="19"/>
+                <w:sz w:val="17"/>
               </w:rPr>
               <w:t>171,489.5</w:t>
             </w:r>
@@ -1367,10 +1351,10 @@
             <w:tcW w:type="dxa" w:w="1851"/>
             <w:vAlign w:val="center"/>
             <w:tcMar>
-              <w:top w:w="90" w:type="dxa"/>
-              <w:bottom w:w="90" w:type="dxa"/>
-              <w:left w:w="130" w:type="dxa"/>
-              <w:right w:w="130" w:type="dxa"/>
+              <w:top w:w="70" w:type="dxa"/>
+              <w:bottom w:w="70" w:type="dxa"/>
+              <w:left w:w="100" w:type="dxa"/>
+              <w:right w:w="100" w:type="dxa"/>
             </w:tcMar>
           </w:tcPr>
           <w:p>
@@ -1384,7 +1368,7 @@
                 <w:rFonts w:ascii="Times New Roman" w:hAnsi="Times New Roman"/>
                 <w:b w:val="0"/>
                 <w:color w:val="000000"/>
-                <w:sz w:val="19"/>
+                <w:sz w:val="17"/>
               </w:rPr>
               <w:t>1970</w:t>
             </w:r>
@@ -1395,10 +1379,10 @@
             <w:tcW w:type="dxa" w:w="1851"/>
             <w:vAlign w:val="center"/>
             <w:tcMar>
-              <w:top w:w="90" w:type="dxa"/>
-              <w:bottom w:w="90" w:type="dxa"/>
-              <w:left w:w="130" w:type="dxa"/>
-              <w:right w:w="130" w:type="dxa"/>
+              <w:top w:w="70" w:type="dxa"/>
+              <w:bottom w:w="70" w:type="dxa"/>
+              <w:left w:w="100" w:type="dxa"/>
+              <w:right w:w="100" w:type="dxa"/>
             </w:tcMar>
           </w:tcPr>
           <w:p>
@@ -1412,7 +1396,7 @@
                 <w:rFonts w:ascii="Times New Roman" w:hAnsi="Times New Roman"/>
                 <w:b w:val="0"/>
                 <w:color w:val="000000"/>
-                <w:sz w:val="19"/>
+                <w:sz w:val="17"/>
               </w:rPr>
               <w:t>27</w:t>
             </w:r>
@@ -1423,10 +1407,10 @@
             <w:tcW w:type="dxa" w:w="1851"/>
             <w:vAlign w:val="center"/>
             <w:tcMar>
-              <w:top w:w="90" w:type="dxa"/>
-              <w:bottom w:w="90" w:type="dxa"/>
-              <w:left w:w="130" w:type="dxa"/>
-              <w:right w:w="130" w:type="dxa"/>
+              <w:top w:w="70" w:type="dxa"/>
+              <w:bottom w:w="70" w:type="dxa"/>
+              <w:left w:w="100" w:type="dxa"/>
+              <w:right w:w="100" w:type="dxa"/>
             </w:tcMar>
           </w:tcPr>
           <w:p>
@@ -1440,7 +1424,7 @@
                 <w:rFonts w:ascii="Times New Roman" w:hAnsi="Times New Roman"/>
                 <w:b w:val="0"/>
                 <w:color w:val="000000"/>
-                <w:sz w:val="19"/>
+                <w:sz w:val="17"/>
               </w:rPr>
               <w:t>0.7540</w:t>
             </w:r>
@@ -1453,10 +1437,10 @@
             <w:tcW w:type="dxa" w:w="1851"/>
             <w:vAlign w:val="center"/>
             <w:tcMar>
-              <w:top w:w="90" w:type="dxa"/>
-              <w:bottom w:w="90" w:type="dxa"/>
-              <w:left w:w="130" w:type="dxa"/>
-              <w:right w:w="130" w:type="dxa"/>
+              <w:top w:w="70" w:type="dxa"/>
+              <w:bottom w:w="70" w:type="dxa"/>
+              <w:left w:w="100" w:type="dxa"/>
+              <w:right w:w="100" w:type="dxa"/>
             </w:tcMar>
           </w:tcPr>
           <w:p>
@@ -1470,7 +1454,7 @@
                 <w:rFonts w:ascii="Times New Roman" w:hAnsi="Times New Roman"/>
                 <w:b w:val="0"/>
                 <w:color w:val="000000"/>
-                <w:sz w:val="19"/>
+                <w:sz w:val="17"/>
               </w:rPr>
               <w:t>SP1</w:t>
             </w:r>
@@ -1481,10 +1465,10 @@
             <w:tcW w:type="dxa" w:w="1851"/>
             <w:vAlign w:val="center"/>
             <w:tcMar>
-              <w:top w:w="90" w:type="dxa"/>
-              <w:bottom w:w="90" w:type="dxa"/>
-              <w:left w:w="130" w:type="dxa"/>
-              <w:right w:w="130" w:type="dxa"/>
+              <w:top w:w="70" w:type="dxa"/>
+              <w:bottom w:w="70" w:type="dxa"/>
+              <w:left w:w="100" w:type="dxa"/>
+              <w:right w:w="100" w:type="dxa"/>
             </w:tcMar>
           </w:tcPr>
           <w:p>
@@ -1498,7 +1482,7 @@
                 <w:rFonts w:ascii="Times New Roman" w:hAnsi="Times New Roman"/>
                 <w:b w:val="0"/>
                 <w:color w:val="000000"/>
-                <w:sz w:val="19"/>
+                <w:sz w:val="17"/>
               </w:rPr>
               <w:t>2036</w:t>
             </w:r>
@@ -1509,10 +1493,10 @@
             <w:tcW w:type="dxa" w:w="1851"/>
             <w:vAlign w:val="center"/>
             <w:tcMar>
-              <w:top w:w="90" w:type="dxa"/>
-              <w:bottom w:w="90" w:type="dxa"/>
-              <w:left w:w="130" w:type="dxa"/>
-              <w:right w:w="130" w:type="dxa"/>
+              <w:top w:w="70" w:type="dxa"/>
+              <w:bottom w:w="70" w:type="dxa"/>
+              <w:left w:w="100" w:type="dxa"/>
+              <w:right w:w="100" w:type="dxa"/>
             </w:tcMar>
           </w:tcPr>
           <w:p>
@@ -1526,7 +1510,7 @@
                 <w:rFonts w:ascii="Times New Roman" w:hAnsi="Times New Roman"/>
                 <w:b w:val="0"/>
                 <w:color w:val="000000"/>
-                <w:sz w:val="19"/>
+                <w:sz w:val="17"/>
               </w:rPr>
               <w:t>0.000329</w:t>
             </w:r>
@@ -1537,10 +1521,10 @@
             <w:tcW w:type="dxa" w:w="1851"/>
             <w:vAlign w:val="center"/>
             <w:tcMar>
-              <w:top w:w="90" w:type="dxa"/>
-              <w:bottom w:w="90" w:type="dxa"/>
-              <w:left w:w="130" w:type="dxa"/>
-              <w:right w:w="130" w:type="dxa"/>
+              <w:top w:w="70" w:type="dxa"/>
+              <w:bottom w:w="70" w:type="dxa"/>
+              <w:left w:w="100" w:type="dxa"/>
+              <w:right w:w="100" w:type="dxa"/>
             </w:tcMar>
           </w:tcPr>
           <w:p>
@@ -1554,7 +1538,7 @@
                 <w:rFonts w:ascii="Times New Roman" w:hAnsi="Times New Roman"/>
                 <w:b w:val="0"/>
                 <w:color w:val="000000"/>
-                <w:sz w:val="19"/>
+                <w:sz w:val="17"/>
               </w:rPr>
               <w:t>160,854.3</w:t>
             </w:r>
@@ -1565,10 +1549,10 @@
             <w:tcW w:type="dxa" w:w="1851"/>
             <w:vAlign w:val="center"/>
             <w:tcMar>
-              <w:top w:w="90" w:type="dxa"/>
-              <w:bottom w:w="90" w:type="dxa"/>
-              <w:left w:w="130" w:type="dxa"/>
-              <w:right w:w="130" w:type="dxa"/>
+              <w:top w:w="70" w:type="dxa"/>
+              <w:bottom w:w="70" w:type="dxa"/>
+              <w:left w:w="100" w:type="dxa"/>
+              <w:right w:w="100" w:type="dxa"/>
             </w:tcMar>
           </w:tcPr>
           <w:p>
@@ -1582,7 +1566,7 @@
                 <w:rFonts w:ascii="Times New Roman" w:hAnsi="Times New Roman"/>
                 <w:b w:val="0"/>
                 <w:color w:val="000000"/>
-                <w:sz w:val="19"/>
+                <w:sz w:val="17"/>
               </w:rPr>
               <w:t>2009</w:t>
             </w:r>
@@ -1593,10 +1577,10 @@
             <w:tcW w:type="dxa" w:w="1851"/>
             <w:vAlign w:val="center"/>
             <w:tcMar>
-              <w:top w:w="90" w:type="dxa"/>
-              <w:bottom w:w="90" w:type="dxa"/>
-              <w:left w:w="130" w:type="dxa"/>
-              <w:right w:w="130" w:type="dxa"/>
+              <w:top w:w="70" w:type="dxa"/>
+              <w:bottom w:w="70" w:type="dxa"/>
+              <w:left w:w="100" w:type="dxa"/>
+              <w:right w:w="100" w:type="dxa"/>
             </w:tcMar>
           </w:tcPr>
           <w:p>
@@ -1610,7 +1594,7 @@
                 <w:rFonts w:ascii="Times New Roman" w:hAnsi="Times New Roman"/>
                 <w:b w:val="0"/>
                 <w:color w:val="000000"/>
-                <w:sz w:val="19"/>
+                <w:sz w:val="17"/>
               </w:rPr>
               <w:t>27</w:t>
             </w:r>
@@ -1621,10 +1605,10 @@
             <w:tcW w:type="dxa" w:w="1851"/>
             <w:vAlign w:val="center"/>
             <w:tcMar>
-              <w:top w:w="90" w:type="dxa"/>
-              <w:bottom w:w="90" w:type="dxa"/>
-              <w:left w:w="130" w:type="dxa"/>
-              <w:right w:w="130" w:type="dxa"/>
+              <w:top w:w="70" w:type="dxa"/>
+              <w:bottom w:w="70" w:type="dxa"/>
+              <w:left w:w="100" w:type="dxa"/>
+              <w:right w:w="100" w:type="dxa"/>
             </w:tcMar>
           </w:tcPr>
           <w:p>
@@ -1638,7 +1622,7 @@
                 <w:rFonts w:ascii="Times New Roman" w:hAnsi="Times New Roman"/>
                 <w:b w:val="0"/>
                 <w:color w:val="000000"/>
-                <w:sz w:val="19"/>
+                <w:sz w:val="17"/>
               </w:rPr>
               <w:t>0.7438</w:t>
             </w:r>
@@ -1651,10 +1635,10 @@
             <w:tcW w:type="dxa" w:w="1851"/>
             <w:vAlign w:val="center"/>
             <w:tcMar>
-              <w:top w:w="90" w:type="dxa"/>
-              <w:bottom w:w="90" w:type="dxa"/>
-              <w:left w:w="130" w:type="dxa"/>
-              <w:right w:w="130" w:type="dxa"/>
+              <w:top w:w="70" w:type="dxa"/>
+              <w:bottom w:w="70" w:type="dxa"/>
+              <w:left w:w="100" w:type="dxa"/>
+              <w:right w:w="100" w:type="dxa"/>
             </w:tcMar>
           </w:tcPr>
           <w:p>
@@ -1668,7 +1652,7 @@
                 <w:rFonts w:ascii="Times New Roman" w:hAnsi="Times New Roman"/>
                 <w:b w:val="0"/>
                 <w:color w:val="000000"/>
-                <w:sz w:val="19"/>
+                <w:sz w:val="17"/>
               </w:rPr>
               <w:t>FOS</w:t>
             </w:r>
@@ -1679,10 +1663,10 @@
             <w:tcW w:type="dxa" w:w="1851"/>
             <w:vAlign w:val="center"/>
             <w:tcMar>
-              <w:top w:w="90" w:type="dxa"/>
-              <w:bottom w:w="90" w:type="dxa"/>
-              <w:left w:w="130" w:type="dxa"/>
-              <w:right w:w="130" w:type="dxa"/>
+              <w:top w:w="70" w:type="dxa"/>
+              <w:bottom w:w="70" w:type="dxa"/>
+              <w:left w:w="100" w:type="dxa"/>
+              <w:right w:w="100" w:type="dxa"/>
             </w:tcMar>
           </w:tcPr>
           <w:p>
@@ -1696,7 +1680,7 @@
                 <w:rFonts w:ascii="Times New Roman" w:hAnsi="Times New Roman"/>
                 <w:b w:val="0"/>
                 <w:color w:val="000000"/>
-                <w:sz w:val="19"/>
+                <w:sz w:val="17"/>
               </w:rPr>
               <w:t>2030</w:t>
             </w:r>
@@ -1707,10 +1691,10 @@
             <w:tcW w:type="dxa" w:w="1851"/>
             <w:vAlign w:val="center"/>
             <w:tcMar>
-              <w:top w:w="90" w:type="dxa"/>
-              <w:bottom w:w="90" w:type="dxa"/>
-              <w:left w:w="130" w:type="dxa"/>
-              <w:right w:w="130" w:type="dxa"/>
+              <w:top w:w="70" w:type="dxa"/>
+              <w:bottom w:w="70" w:type="dxa"/>
+              <w:left w:w="100" w:type="dxa"/>
+              <w:right w:w="100" w:type="dxa"/>
             </w:tcMar>
           </w:tcPr>
           <w:p>
@@ -1724,7 +1708,7 @@
                 <w:rFonts w:ascii="Times New Roman" w:hAnsi="Times New Roman"/>
                 <w:b w:val="0"/>
                 <w:color w:val="000000"/>
-                <w:sz w:val="19"/>
+                <w:sz w:val="17"/>
               </w:rPr>
               <w:t>0.000329</w:t>
             </w:r>
@@ -1735,10 +1719,10 @@
             <w:tcW w:type="dxa" w:w="1851"/>
             <w:vAlign w:val="center"/>
             <w:tcMar>
-              <w:top w:w="90" w:type="dxa"/>
-              <w:bottom w:w="90" w:type="dxa"/>
-              <w:left w:w="130" w:type="dxa"/>
-              <w:right w:w="130" w:type="dxa"/>
+              <w:top w:w="70" w:type="dxa"/>
+              <w:bottom w:w="70" w:type="dxa"/>
+              <w:left w:w="100" w:type="dxa"/>
+              <w:right w:w="100" w:type="dxa"/>
             </w:tcMar>
           </w:tcPr>
           <w:p>
@@ -1752,7 +1736,7 @@
                 <w:rFonts w:ascii="Times New Roman" w:hAnsi="Times New Roman"/>
                 <w:b w:val="0"/>
                 <w:color w:val="000000"/>
-                <w:sz w:val="19"/>
+                <w:sz w:val="17"/>
               </w:rPr>
               <w:t>155,256.3</w:t>
             </w:r>
@@ -1763,10 +1747,10 @@
             <w:tcW w:type="dxa" w:w="1851"/>
             <w:vAlign w:val="center"/>
             <w:tcMar>
-              <w:top w:w="90" w:type="dxa"/>
-              <w:bottom w:w="90" w:type="dxa"/>
-              <w:left w:w="130" w:type="dxa"/>
-              <w:right w:w="130" w:type="dxa"/>
+              <w:top w:w="70" w:type="dxa"/>
+              <w:bottom w:w="70" w:type="dxa"/>
+              <w:left w:w="100" w:type="dxa"/>
+              <w:right w:w="100" w:type="dxa"/>
             </w:tcMar>
           </w:tcPr>
           <w:p>
@@ -1780,7 +1764,7 @@
                 <w:rFonts w:ascii="Times New Roman" w:hAnsi="Times New Roman"/>
                 <w:b w:val="0"/>
                 <w:color w:val="000000"/>
-                <w:sz w:val="19"/>
+                <w:sz w:val="17"/>
               </w:rPr>
               <w:t>2003</w:t>
             </w:r>
@@ -1791,10 +1775,10 @@
             <w:tcW w:type="dxa" w:w="1851"/>
             <w:vAlign w:val="center"/>
             <w:tcMar>
-              <w:top w:w="90" w:type="dxa"/>
-              <w:bottom w:w="90" w:type="dxa"/>
-              <w:left w:w="130" w:type="dxa"/>
-              <w:right w:w="130" w:type="dxa"/>
+              <w:top w:w="70" w:type="dxa"/>
+              <w:bottom w:w="70" w:type="dxa"/>
+              <w:left w:w="100" w:type="dxa"/>
+              <w:right w:w="100" w:type="dxa"/>
             </w:tcMar>
           </w:tcPr>
           <w:p>
@@ -1808,7 +1792,7 @@
                 <w:rFonts w:ascii="Times New Roman" w:hAnsi="Times New Roman"/>
                 <w:b w:val="0"/>
                 <w:color w:val="000000"/>
-                <w:sz w:val="19"/>
+                <w:sz w:val="17"/>
               </w:rPr>
               <w:t>27</w:t>
             </w:r>
@@ -1819,10 +1803,10 @@
             <w:tcW w:type="dxa" w:w="1851"/>
             <w:vAlign w:val="center"/>
             <w:tcMar>
-              <w:top w:w="90" w:type="dxa"/>
-              <w:bottom w:w="90" w:type="dxa"/>
-              <w:left w:w="130" w:type="dxa"/>
-              <w:right w:w="130" w:type="dxa"/>
+              <w:top w:w="70" w:type="dxa"/>
+              <w:bottom w:w="70" w:type="dxa"/>
+              <w:left w:w="100" w:type="dxa"/>
+              <w:right w:w="100" w:type="dxa"/>
             </w:tcMar>
           </w:tcPr>
           <w:p>
@@ -1836,7 +1820,7 @@
                 <w:rFonts w:ascii="Times New Roman" w:hAnsi="Times New Roman"/>
                 <w:b w:val="0"/>
                 <w:color w:val="000000"/>
-                <w:sz w:val="19"/>
+                <w:sz w:val="17"/>
               </w:rPr>
               <w:t>0.7325</w:t>
             </w:r>
@@ -1849,10 +1833,10 @@
             <w:tcW w:type="dxa" w:w="1851"/>
             <w:vAlign w:val="center"/>
             <w:tcMar>
-              <w:top w:w="90" w:type="dxa"/>
-              <w:bottom w:w="90" w:type="dxa"/>
-              <w:left w:w="130" w:type="dxa"/>
-              <w:right w:w="130" w:type="dxa"/>
+              <w:top w:w="70" w:type="dxa"/>
+              <w:bottom w:w="70" w:type="dxa"/>
+              <w:left w:w="100" w:type="dxa"/>
+              <w:right w:w="100" w:type="dxa"/>
             </w:tcMar>
           </w:tcPr>
           <w:p>
@@ -1866,7 +1850,7 @@
                 <w:rFonts w:ascii="Times New Roman" w:hAnsi="Times New Roman"/>
                 <w:b w:val="0"/>
                 <w:color w:val="000000"/>
-                <w:sz w:val="19"/>
+                <w:sz w:val="17"/>
               </w:rPr>
               <w:t>HDAC2</w:t>
             </w:r>
@@ -1877,10 +1861,10 @@
             <w:tcW w:type="dxa" w:w="1851"/>
             <w:vAlign w:val="center"/>
             <w:tcMar>
-              <w:top w:w="90" w:type="dxa"/>
-              <w:bottom w:w="90" w:type="dxa"/>
-              <w:left w:w="130" w:type="dxa"/>
-              <w:right w:w="130" w:type="dxa"/>
+              <w:top w:w="70" w:type="dxa"/>
+              <w:bottom w:w="70" w:type="dxa"/>
+              <w:left w:w="100" w:type="dxa"/>
+              <w:right w:w="100" w:type="dxa"/>
             </w:tcMar>
           </w:tcPr>
           <w:p>
@@ -1894,7 +1878,7 @@
                 <w:rFonts w:ascii="Times New Roman" w:hAnsi="Times New Roman"/>
                 <w:b w:val="0"/>
                 <w:color w:val="000000"/>
-                <w:sz w:val="19"/>
+                <w:sz w:val="17"/>
               </w:rPr>
               <w:t>2003</w:t>
             </w:r>
@@ -1905,10 +1889,10 @@
             <w:tcW w:type="dxa" w:w="1851"/>
             <w:vAlign w:val="center"/>
             <w:tcMar>
-              <w:top w:w="90" w:type="dxa"/>
-              <w:bottom w:w="90" w:type="dxa"/>
-              <w:left w:w="130" w:type="dxa"/>
-              <w:right w:w="130" w:type="dxa"/>
+              <w:top w:w="70" w:type="dxa"/>
+              <w:bottom w:w="70" w:type="dxa"/>
+              <w:left w:w="100" w:type="dxa"/>
+              <w:right w:w="100" w:type="dxa"/>
             </w:tcMar>
           </w:tcPr>
           <w:p>
@@ -1922,7 +1906,7 @@
                 <w:rFonts w:ascii="Times New Roman" w:hAnsi="Times New Roman"/>
                 <w:b w:val="0"/>
                 <w:color w:val="000000"/>
-                <w:sz w:val="19"/>
+                <w:sz w:val="17"/>
               </w:rPr>
               <w:t>0.000361</w:t>
             </w:r>
@@ -1933,10 +1917,10 @@
             <w:tcW w:type="dxa" w:w="1851"/>
             <w:vAlign w:val="center"/>
             <w:tcMar>
-              <w:top w:w="90" w:type="dxa"/>
-              <w:bottom w:w="90" w:type="dxa"/>
-              <w:left w:w="130" w:type="dxa"/>
-              <w:right w:w="130" w:type="dxa"/>
+              <w:top w:w="70" w:type="dxa"/>
+              <w:bottom w:w="70" w:type="dxa"/>
+              <w:left w:w="100" w:type="dxa"/>
+              <w:right w:w="100" w:type="dxa"/>
             </w:tcMar>
           </w:tcPr>
           <w:p>
@@ -1950,7 +1934,7 @@
                 <w:rFonts w:ascii="Times New Roman" w:hAnsi="Times New Roman"/>
                 <w:b w:val="0"/>
                 <w:color w:val="000000"/>
-                <w:sz w:val="19"/>
+                <w:sz w:val="17"/>
               </w:rPr>
               <w:t>158,059.2</w:t>
             </w:r>
@@ -1961,10 +1945,10 @@
             <w:tcW w:type="dxa" w:w="1851"/>
             <w:vAlign w:val="center"/>
             <w:tcMar>
-              <w:top w:w="90" w:type="dxa"/>
-              <w:bottom w:w="90" w:type="dxa"/>
-              <w:left w:w="130" w:type="dxa"/>
-              <w:right w:w="130" w:type="dxa"/>
+              <w:top w:w="70" w:type="dxa"/>
+              <w:bottom w:w="70" w:type="dxa"/>
+              <w:left w:w="100" w:type="dxa"/>
+              <w:right w:w="100" w:type="dxa"/>
             </w:tcMar>
           </w:tcPr>
           <w:p>
@@ -1978,7 +1962,7 @@
                 <w:rFonts w:ascii="Times New Roman" w:hAnsi="Times New Roman"/>
                 <w:b w:val="0"/>
                 <w:color w:val="000000"/>
-                <w:sz w:val="19"/>
+                <w:sz w:val="17"/>
               </w:rPr>
               <w:t>1976</w:t>
             </w:r>
@@ -1989,10 +1973,10 @@
             <w:tcW w:type="dxa" w:w="1851"/>
             <w:vAlign w:val="center"/>
             <w:tcMar>
-              <w:top w:w="90" w:type="dxa"/>
-              <w:bottom w:w="90" w:type="dxa"/>
-              <w:left w:w="130" w:type="dxa"/>
-              <w:right w:w="130" w:type="dxa"/>
+              <w:top w:w="70" w:type="dxa"/>
+              <w:bottom w:w="70" w:type="dxa"/>
+              <w:left w:w="100" w:type="dxa"/>
+              <w:right w:w="100" w:type="dxa"/>
             </w:tcMar>
           </w:tcPr>
           <w:p>
@@ -2006,7 +1990,7 @@
                 <w:rFonts w:ascii="Times New Roman" w:hAnsi="Times New Roman"/>
                 <w:b w:val="0"/>
                 <w:color w:val="000000"/>
-                <w:sz w:val="19"/>
+                <w:sz w:val="17"/>
               </w:rPr>
               <w:t>27</w:t>
             </w:r>
@@ -2017,10 +2001,10 @@
             <w:tcW w:type="dxa" w:w="1851"/>
             <w:vAlign w:val="center"/>
             <w:tcMar>
-              <w:top w:w="90" w:type="dxa"/>
-              <w:bottom w:w="90" w:type="dxa"/>
-              <w:left w:w="130" w:type="dxa"/>
-              <w:right w:w="130" w:type="dxa"/>
+              <w:top w:w="70" w:type="dxa"/>
+              <w:bottom w:w="70" w:type="dxa"/>
+              <w:left w:w="100" w:type="dxa"/>
+              <w:right w:w="100" w:type="dxa"/>
             </w:tcMar>
           </w:tcPr>
           <w:p>
@@ -2034,7 +2018,7 @@
                 <w:rFonts w:ascii="Times New Roman" w:hAnsi="Times New Roman"/>
                 <w:b w:val="0"/>
                 <w:color w:val="000000"/>
-                <w:sz w:val="19"/>
+                <w:sz w:val="17"/>
               </w:rPr>
               <w:t>0.7314</w:t>
             </w:r>
@@ -2047,10 +2031,10 @@
             <w:tcW w:type="dxa" w:w="1851"/>
             <w:vAlign w:val="center"/>
             <w:tcMar>
-              <w:top w:w="90" w:type="dxa"/>
-              <w:bottom w:w="90" w:type="dxa"/>
-              <w:left w:w="130" w:type="dxa"/>
-              <w:right w:w="130" w:type="dxa"/>
+              <w:top w:w="70" w:type="dxa"/>
+              <w:bottom w:w="70" w:type="dxa"/>
+              <w:left w:w="100" w:type="dxa"/>
+              <w:right w:w="100" w:type="dxa"/>
             </w:tcMar>
           </w:tcPr>
           <w:p>
@@ -2064,7 +2048,7 @@
                 <w:rFonts w:ascii="Times New Roman" w:hAnsi="Times New Roman"/>
                 <w:b w:val="0"/>
                 <w:color w:val="000000"/>
-                <w:sz w:val="19"/>
+                <w:sz w:val="17"/>
               </w:rPr>
               <w:t>MAX</w:t>
             </w:r>
@@ -2075,10 +2059,10 @@
             <w:tcW w:type="dxa" w:w="1851"/>
             <w:vAlign w:val="center"/>
             <w:tcMar>
-              <w:top w:w="90" w:type="dxa"/>
-              <w:bottom w:w="90" w:type="dxa"/>
-              <w:left w:w="130" w:type="dxa"/>
-              <w:right w:w="130" w:type="dxa"/>
+              <w:top w:w="70" w:type="dxa"/>
+              <w:bottom w:w="70" w:type="dxa"/>
+              <w:left w:w="100" w:type="dxa"/>
+              <w:right w:w="100" w:type="dxa"/>
             </w:tcMar>
           </w:tcPr>
           <w:p>
@@ -2092,7 +2076,7 @@
                 <w:rFonts w:ascii="Times New Roman" w:hAnsi="Times New Roman"/>
                 <w:b w:val="0"/>
                 <w:color w:val="000000"/>
-                <w:sz w:val="19"/>
+                <w:sz w:val="17"/>
               </w:rPr>
               <w:t>2009</w:t>
             </w:r>
@@ -2103,10 +2087,10 @@
             <w:tcW w:type="dxa" w:w="1851"/>
             <w:vAlign w:val="center"/>
             <w:tcMar>
-              <w:top w:w="90" w:type="dxa"/>
-              <w:bottom w:w="90" w:type="dxa"/>
-              <w:left w:w="130" w:type="dxa"/>
-              <w:right w:w="130" w:type="dxa"/>
+              <w:top w:w="70" w:type="dxa"/>
+              <w:bottom w:w="70" w:type="dxa"/>
+              <w:left w:w="100" w:type="dxa"/>
+              <w:right w:w="100" w:type="dxa"/>
             </w:tcMar>
           </w:tcPr>
           <w:p>
@@ -2120,7 +2104,7 @@
                 <w:rFonts w:ascii="Times New Roman" w:hAnsi="Times New Roman"/>
                 <w:b w:val="0"/>
                 <w:color w:val="000000"/>
-                <w:sz w:val="19"/>
+                <w:sz w:val="17"/>
               </w:rPr>
               <w:t>0.000329</w:t>
             </w:r>
@@ -2131,10 +2115,10 @@
             <w:tcW w:type="dxa" w:w="1851"/>
             <w:vAlign w:val="center"/>
             <w:tcMar>
-              <w:top w:w="90" w:type="dxa"/>
-              <w:bottom w:w="90" w:type="dxa"/>
-              <w:left w:w="130" w:type="dxa"/>
-              <w:right w:w="130" w:type="dxa"/>
+              <w:top w:w="70" w:type="dxa"/>
+              <w:bottom w:w="70" w:type="dxa"/>
+              <w:left w:w="100" w:type="dxa"/>
+              <w:right w:w="100" w:type="dxa"/>
             </w:tcMar>
           </w:tcPr>
           <w:p>
@@ -2148,7 +2132,7 @@
                 <w:rFonts w:ascii="Times New Roman" w:hAnsi="Times New Roman"/>
                 <w:b w:val="0"/>
                 <w:color w:val="000000"/>
-                <w:sz w:val="19"/>
+                <w:sz w:val="17"/>
               </w:rPr>
               <w:t>156,198.2</w:t>
             </w:r>
@@ -2159,10 +2143,10 @@
             <w:tcW w:type="dxa" w:w="1851"/>
             <w:vAlign w:val="center"/>
             <w:tcMar>
-              <w:top w:w="90" w:type="dxa"/>
-              <w:bottom w:w="90" w:type="dxa"/>
-              <w:left w:w="130" w:type="dxa"/>
-              <w:right w:w="130" w:type="dxa"/>
+              <w:top w:w="70" w:type="dxa"/>
+              <w:bottom w:w="70" w:type="dxa"/>
+              <w:left w:w="100" w:type="dxa"/>
+              <w:right w:w="100" w:type="dxa"/>
             </w:tcMar>
           </w:tcPr>
           <w:p>
@@ -2176,7 +2160,7 @@
                 <w:rFonts w:ascii="Times New Roman" w:hAnsi="Times New Roman"/>
                 <w:b w:val="0"/>
                 <w:color w:val="000000"/>
-                <w:sz w:val="19"/>
+                <w:sz w:val="17"/>
               </w:rPr>
               <w:t>1982</w:t>
             </w:r>
@@ -2187,10 +2171,10 @@
             <w:tcW w:type="dxa" w:w="1851"/>
             <w:vAlign w:val="center"/>
             <w:tcMar>
-              <w:top w:w="90" w:type="dxa"/>
-              <w:bottom w:w="90" w:type="dxa"/>
-              <w:left w:w="130" w:type="dxa"/>
-              <w:right w:w="130" w:type="dxa"/>
+              <w:top w:w="70" w:type="dxa"/>
+              <w:bottom w:w="70" w:type="dxa"/>
+              <w:left w:w="100" w:type="dxa"/>
+              <w:right w:w="100" w:type="dxa"/>
             </w:tcMar>
           </w:tcPr>
           <w:p>
@@ -2204,7 +2188,7 @@
                 <w:rFonts w:ascii="Times New Roman" w:hAnsi="Times New Roman"/>
                 <w:b w:val="0"/>
                 <w:color w:val="000000"/>
-                <w:sz w:val="19"/>
+                <w:sz w:val="17"/>
               </w:rPr>
               <w:t>27</w:t>
             </w:r>
@@ -2215,10 +2199,10 @@
             <w:tcW w:type="dxa" w:w="1851"/>
             <w:vAlign w:val="center"/>
             <w:tcMar>
-              <w:top w:w="90" w:type="dxa"/>
-              <w:bottom w:w="90" w:type="dxa"/>
-              <w:left w:w="130" w:type="dxa"/>
-              <w:right w:w="130" w:type="dxa"/>
+              <w:top w:w="70" w:type="dxa"/>
+              <w:bottom w:w="70" w:type="dxa"/>
+              <w:left w:w="100" w:type="dxa"/>
+              <w:right w:w="100" w:type="dxa"/>
             </w:tcMar>
           </w:tcPr>
           <w:p>
@@ -2232,7 +2216,7 @@
                 <w:rFonts w:ascii="Times New Roman" w:hAnsi="Times New Roman"/>
                 <w:b w:val="0"/>
                 <w:color w:val="000000"/>
-                <w:sz w:val="19"/>
+                <w:sz w:val="17"/>
               </w:rPr>
               <w:t>0.7294</w:t>
             </w:r>
@@ -2242,7 +2226,7 @@
     </w:tbl>
     <w:p>
       <w:pPr>
-        <w:spacing w:before="80" w:after="80" w:line="276" w:lineRule="auto"/>
+        <w:spacing w:before="120" w:after="80" w:line="276" w:lineRule="auto"/>
         <w:jc w:val="both"/>
       </w:pPr>
       <w:r>
@@ -2251,9 +2235,9 @@
           <w:b w:val="0"/>
           <w:i w:val="0"/>
           <w:color w:val="000000"/>
-          <w:sz w:val="19"/>
+          <w:sz w:val="18"/>
         </w:rPr>
-        <w:t>Note: Top 10 prioritized drivers ranked by Master Regulatory Score shown. Complete 25-driver cohort provided in Supplementary Table 4.</w:t>
+        <w:t>Note: Top 10 prioritized drivers ranked by Master Regulatory Score shown. Complete 25-driver cohort provided in repository table.</w:t>
       </w:r>
     </w:p>
     <w:sectPr>
